--- a/output/docx/es/BUFRCREX_CodeFlag_es_01.docx
+++ b/output/docx/es/BUFRCREX_CodeFlag_es_01.docx
@@ -768,7 +768,7 @@
           <w:i/>
           <w:sz w:val="14"/>
         </w:rPr>
-        <w:t>Note 10: Véase la Tabla de cifrado común C–5, Parte C/c.</w:t>
+        <w:t>Note CF10: Véase la Tabla de cifrado común C–5, Parte C/c.</w:t>
       </w:r>
     </w:p>
     <w:p/>
@@ -2884,7 +2884,7 @@
           <w:i/>
           <w:sz w:val="14"/>
         </w:rPr>
-        <w:t>Note 6: Véase la Tabla de cifrado común C–1, Parte C/c.</w:t>
+        <w:t>Note CF6: Véase la Tabla de cifrado común C–1, Parte C/c.</w:t>
       </w:r>
     </w:p>
     <w:p/>
@@ -3053,7 +3053,7 @@
           <w:i/>
           <w:sz w:val="14"/>
         </w:rPr>
-        <w:t>Note 6: Véase la Tabla de cifrado común C–1, Parte C/c.</w:t>
+        <w:t>Note CF6: Véase la Tabla de cifrado común C–1, Parte C/c.</w:t>
       </w:r>
     </w:p>
     <w:p/>
@@ -3222,7 +3222,7 @@
           <w:i/>
           <w:sz w:val="14"/>
         </w:rPr>
-        <w:t>Note 14: Será definida por los propios centros — Véase la Tabla de cifrado común C-12, Parte C/c.</w:t>
+        <w:t>Note CF14: Será definida por los propios centros — Véase la Tabla de cifrado común C-12, Parte C/c.</w:t>
       </w:r>
     </w:p>
     <w:p/>
@@ -6565,7 +6565,7 @@
           <w:i/>
           <w:sz w:val="14"/>
         </w:rPr>
-        <w:t>Note 78: Los tres primeros dígitos representan el código de país ISO.</w:t>
+        <w:t>Note CF78: Los tres primeros dígitos representan el código de país ISO.</w:t>
       </w:r>
     </w:p>
     <w:p/>
@@ -22696,7 +22696,7 @@
                 <w:b w:val="0"/>
                 <w:sz w:val="16"/>
               </w:rPr>
-              <w:t>Note 92: Para distinguir claramente los casos de datos faltantes y de píxeles saturados, los datos de imagen de n bits deberían cifrarse utilizando una anchura de datos de n + 1. Si tal descriptor no está disponible ya en la Clase 30, debería utilizarse un descriptor de operación 2 01 YYY para modificar la anchura de datos de la entrada existente, si fuese necesario. I.2 – BUFR/CREX Tabla B/30 – 1</w:t>
+              <w:t>Note CF92: Cuando la cifra de clave 4 se usa para especificar un sistema de coordenadas de referencia adaptado, el dato elipsoide será un elipsoide de revolución oblato, en el que el eje mayor es uniplanar con el plano ecuatorial y el eje menor atraviesa el meridiano principal hacia el polo principal. El Norte corresponde a la dirección desde el ecuador hacia el polo principal. El Este corresponde a la dirección en sentido antihorario desde el meridiano principal visto desde el Polo Norte. En este caso se deben especificar los semiejes mayor y menor (por ejemplo, mediante los descriptores 0 01 152 y 0 01 153).</w:t>
             </w:r>
           </w:p>
         </w:tc>
@@ -22892,7 +22892,7 @@
           <w:i/>
           <w:sz w:val="14"/>
         </w:rPr>
-        <w:t>Note 39: El EPSG es un conjunto de datos de sistemas de coordenadas y transformaciones de sistemas de coordenadas, elaborado y mantenido inicialmente por el Grupo Europeo de Encuestas sobre el Petróleo (EPSG). En la actualidad lo mantiene el Subcomité de Geodesia de la International Association of Oil and Gas Producers Geomatics Committee.</w:t>
+        <w:t>Note CF39: El EPSG es un conjunto de datos de sistemas de coordenadas y transformaciones de sistemas de coordenadas, elaborado y mantenido inicialmente por el Grupo Europeo de Encuestas sobre el Petróleo (EPSG). En la actualidad lo mantiene el Subcomité de Geodesia de la International Association of Oil and Gas Producers Geomatics Committee.</w:t>
       </w:r>
     </w:p>
     <w:p/>
